--- a/Tugas 3/2311102278_Rendi Widya Anggita_Tugas 3.docx
+++ b/Tugas 3/2311102278_Rendi Widya Anggita_Tugas 3.docx
@@ -303,7 +303,6 @@
           <w:lang w:val="en-US"/>
         </w:rPr>
       </w:pPr>
-      <w:proofErr w:type="spellStart"/>
       <w:r>
         <w:rPr>
           <w:rFonts w:ascii="Times New Roman" w:eastAsia="Times New Roman" w:hAnsi="Times New Roman" w:cs="Times New Roman"/>
@@ -311,19 +310,20 @@
           <w:bCs/>
           <w:lang w:val="en-US"/>
         </w:rPr>
-        <w:t>Rendi</w:t>
+        <w:t>Rendi Widya Anggita</w:t>
       </w:r>
-      <w:proofErr w:type="spellEnd"/>
-      <w:r>
+    </w:p>
+    <w:p>
+      <w:pPr>
+        <w:spacing w:line="259" w:lineRule="auto"/>
+        <w:jc w:val="center"/>
         <w:rPr>
           <w:rFonts w:ascii="Times New Roman" w:eastAsia="Times New Roman" w:hAnsi="Times New Roman" w:cs="Times New Roman"/>
           <w:b/>
           <w:bCs/>
           <w:lang w:val="en-US"/>
         </w:rPr>
-        <w:t xml:space="preserve"> </w:t>
-      </w:r>
-      <w:proofErr w:type="spellStart"/>
+      </w:pPr>
       <w:r>
         <w:rPr>
           <w:rFonts w:ascii="Times New Roman" w:eastAsia="Times New Roman" w:hAnsi="Times New Roman" w:cs="Times New Roman"/>
@@ -331,19 +331,28 @@
           <w:bCs/>
           <w:lang w:val="en-US"/>
         </w:rPr>
-        <w:t>Widya</w:t>
+        <w:t>2311102278</w:t>
       </w:r>
-      <w:proofErr w:type="spellEnd"/>
-      <w:r>
+    </w:p>
+    <w:p>
+      <w:pPr>
+        <w:spacing w:line="259" w:lineRule="auto"/>
+        <w:jc w:val="center"/>
         <w:rPr>
           <w:rFonts w:ascii="Times New Roman" w:eastAsia="Times New Roman" w:hAnsi="Times New Roman" w:cs="Times New Roman"/>
           <w:b/>
           <w:bCs/>
           <w:lang w:val="en-US"/>
         </w:rPr>
-        <w:t xml:space="preserve"> </w:t>
+      </w:pPr>
+      <w:r>
+        <w:rPr>
+          <w:rFonts w:ascii="Times New Roman" w:eastAsia="Times New Roman" w:hAnsi="Times New Roman" w:cs="Times New Roman"/>
+          <w:b/>
+          <w:bCs/>
+        </w:rPr>
+        <w:t>S1 IF-</w:t>
       </w:r>
-      <w:proofErr w:type="spellStart"/>
       <w:r>
         <w:rPr>
           <w:rFonts w:ascii="Times New Roman" w:eastAsia="Times New Roman" w:hAnsi="Times New Roman" w:cs="Times New Roman"/>
@@ -351,13 +360,380 @@
           <w:bCs/>
           <w:lang w:val="en-US"/>
         </w:rPr>
-        <w:t>Anggita</w:t>
+        <w:t>11-07</w:t>
       </w:r>
-      <w:proofErr w:type="spellEnd"/>
     </w:p>
     <w:p>
       <w:pPr>
         <w:spacing w:line="259" w:lineRule="auto"/>
+        <w:jc w:val="center"/>
+        <w:rPr>
+          <w:rFonts w:ascii="Times New Roman" w:eastAsia="Times New Roman" w:hAnsi="Times New Roman" w:cs="Times New Roman"/>
+          <w:b/>
+          <w:bCs/>
+        </w:rPr>
+      </w:pPr>
+    </w:p>
+    <w:p>
+      <w:pPr>
+        <w:spacing w:line="259" w:lineRule="auto"/>
+        <w:jc w:val="center"/>
+        <w:rPr>
+          <w:rFonts w:ascii="Times New Roman" w:eastAsia="Times New Roman" w:hAnsi="Times New Roman" w:cs="Times New Roman"/>
+          <w:b/>
+          <w:bCs/>
+        </w:rPr>
+      </w:pPr>
+    </w:p>
+    <w:p>
+      <w:pPr>
+        <w:spacing w:line="259" w:lineRule="auto"/>
+        <w:jc w:val="center"/>
+        <w:rPr>
+          <w:rFonts w:ascii="Times New Roman" w:eastAsia="Times New Roman" w:hAnsi="Times New Roman" w:cs="Times New Roman"/>
+          <w:b/>
+          <w:bCs/>
+        </w:rPr>
+      </w:pPr>
+      <w:r>
+        <w:rPr>
+          <w:rFonts w:ascii="Times New Roman" w:eastAsia="Times New Roman" w:hAnsi="Times New Roman" w:cs="Times New Roman"/>
+          <w:b/>
+          <w:bCs/>
+        </w:rPr>
+        <w:t>Dosen Pengampu:</w:t>
+      </w:r>
+    </w:p>
+    <w:p>
+      <w:pPr>
+        <w:spacing w:line="259" w:lineRule="auto"/>
+        <w:jc w:val="center"/>
+        <w:rPr>
+          <w:rFonts w:ascii="Times New Roman" w:eastAsia="Times New Roman" w:hAnsi="Times New Roman" w:cs="Times New Roman"/>
+          <w:b/>
+          <w:bCs/>
+        </w:rPr>
+      </w:pPr>
+      <w:r>
+        <w:rPr>
+          <w:rFonts w:ascii="Times New Roman" w:eastAsia="Times New Roman" w:hAnsi="Times New Roman" w:cs="Times New Roman"/>
+          <w:b/>
+          <w:bCs/>
+        </w:rPr>
+        <w:t>Dedy Agung Prabowo, S.Kom., M.Kom</w:t>
+      </w:r>
+    </w:p>
+    <w:p>
+      <w:pPr>
+        <w:spacing w:line="259" w:lineRule="auto"/>
+        <w:rPr>
+          <w:rFonts w:ascii="Times New Roman" w:eastAsia="Times New Roman" w:hAnsi="Times New Roman" w:cs="Times New Roman"/>
+          <w:b/>
+          <w:bCs/>
+        </w:rPr>
+      </w:pPr>
+    </w:p>
+    <w:p>
+      <w:pPr>
+        <w:spacing w:line="259" w:lineRule="auto"/>
+        <w:rPr>
+          <w:rFonts w:ascii="Times New Roman" w:eastAsia="Times New Roman" w:hAnsi="Times New Roman" w:cs="Times New Roman"/>
+          <w:b/>
+          <w:bCs/>
+        </w:rPr>
+      </w:pPr>
+    </w:p>
+    <w:p>
+      <w:pPr>
+        <w:spacing w:line="259" w:lineRule="auto"/>
+        <w:jc w:val="center"/>
+        <w:rPr>
+          <w:rFonts w:ascii="Times New Roman" w:eastAsia="Times New Roman" w:hAnsi="Times New Roman" w:cs="Times New Roman"/>
+          <w:b/>
+          <w:bCs/>
+        </w:rPr>
+      </w:pPr>
+    </w:p>
+    <w:p>
+      <w:pPr>
+        <w:spacing w:line="259" w:lineRule="auto"/>
+        <w:jc w:val="center"/>
+        <w:rPr>
+          <w:rFonts w:ascii="Times New Roman" w:eastAsia="Times New Roman" w:hAnsi="Times New Roman" w:cs="Times New Roman"/>
+          <w:b/>
+          <w:bCs/>
+        </w:rPr>
+      </w:pPr>
+      <w:r>
+        <w:rPr>
+          <w:rFonts w:ascii="Times New Roman" w:eastAsia="Times New Roman" w:hAnsi="Times New Roman" w:cs="Times New Roman"/>
+          <w:b/>
+          <w:bCs/>
+        </w:rPr>
+        <w:t>PROGRAM STUDI S1 TEKNIK INFORMATIKA</w:t>
+      </w:r>
+    </w:p>
+    <w:p>
+      <w:pPr>
+        <w:spacing w:line="259" w:lineRule="auto"/>
+        <w:jc w:val="center"/>
+        <w:rPr>
+          <w:rFonts w:ascii="Times New Roman" w:eastAsia="Times New Roman" w:hAnsi="Times New Roman" w:cs="Times New Roman"/>
+          <w:b/>
+          <w:bCs/>
+        </w:rPr>
+      </w:pPr>
+      <w:r>
+        <w:rPr>
+          <w:rFonts w:ascii="Times New Roman" w:eastAsia="Times New Roman" w:hAnsi="Times New Roman" w:cs="Times New Roman"/>
+          <w:b/>
+          <w:bCs/>
+        </w:rPr>
+        <w:t>FAKULTAS DIREKTORAT KAMPUS PURWOKERTO</w:t>
+      </w:r>
+    </w:p>
+    <w:p>
+      <w:pPr>
+        <w:spacing w:line="259" w:lineRule="auto"/>
+        <w:jc w:val="center"/>
+        <w:rPr>
+          <w:rFonts w:ascii="Times New Roman" w:eastAsia="Times New Roman" w:hAnsi="Times New Roman" w:cs="Times New Roman"/>
+          <w:b/>
+          <w:bCs/>
+        </w:rPr>
+      </w:pPr>
+      <w:r>
+        <w:rPr>
+          <w:rFonts w:ascii="Times New Roman" w:eastAsia="Times New Roman" w:hAnsi="Times New Roman" w:cs="Times New Roman"/>
+          <w:b/>
+          <w:bCs/>
+        </w:rPr>
+        <w:t>UNIVERSITAS TELKOM</w:t>
+      </w:r>
+    </w:p>
+    <w:p>
+      <w:pPr>
+        <w:spacing w:line="259" w:lineRule="auto"/>
+        <w:jc w:val="center"/>
+        <w:rPr>
+          <w:rFonts w:ascii="Times New Roman" w:eastAsia="Times New Roman" w:hAnsi="Times New Roman" w:cs="Times New Roman"/>
+        </w:rPr>
+      </w:pPr>
+      <w:r>
+        <w:rPr>
+          <w:rFonts w:ascii="Times New Roman" w:eastAsia="Times New Roman" w:hAnsi="Times New Roman" w:cs="Times New Roman"/>
+          <w:b/>
+          <w:bCs/>
+        </w:rPr>
+        <w:t>2026</w:t>
+      </w:r>
+    </w:p>
+    <w:p>
+      <w:pPr>
+        <w:rPr>
+          <w:rFonts w:ascii="Times New Roman" w:eastAsia="Times New Roman" w:hAnsi="Times New Roman" w:cs="Times New Roman"/>
+        </w:rPr>
+      </w:pPr>
+      <w:r>
+        <w:rPr>
+          <w:rFonts w:ascii="Times New Roman" w:eastAsia="Times New Roman" w:hAnsi="Times New Roman" w:cs="Times New Roman"/>
+        </w:rPr>
+        <w:lastRenderedPageBreak/>
+        <w:t xml:space="preserve">LINK GIT : </w:t>
+      </w:r>
+      <w:hyperlink r:id="rId9" w:history="1">
+        <w:r>
+          <w:rPr>
+            <w:rStyle w:val="Hyperlink"/>
+            <w:rFonts w:ascii="Times New Roman" w:eastAsia="Times New Roman" w:hAnsi="Times New Roman" w:cs="Times New Roman"/>
+          </w:rPr>
+          <w:t>https://github.com/iReen09/Praktikum-ABP/tree/5076d86ed208753485596dbee61d4f298d982be9/Tugas%203</w:t>
+        </w:r>
+      </w:hyperlink>
+    </w:p>
+    <w:p>
+      <w:pPr>
+        <w:rPr>
+          <w:rFonts w:ascii="Times New Roman" w:eastAsia="Times New Roman" w:hAnsi="Times New Roman" w:cs="Times New Roman"/>
+          <w:lang w:val="en-US"/>
+        </w:rPr>
+      </w:pPr>
+      <w:r>
+        <w:rPr>
+          <w:rFonts w:ascii="Times New Roman" w:eastAsia="Times New Roman" w:hAnsi="Times New Roman" w:cs="Times New Roman"/>
+          <w:lang w:val="en-US"/>
+        </w:rPr>
+        <w:t>*kode yang di github adalah gabungan dari ke 3 step dibawah</w:t>
+      </w:r>
+    </w:p>
+    <w:p>
+      <w:pPr>
+        <w:rPr>
+          <w:rFonts w:ascii="Times New Roman" w:eastAsia="Times New Roman" w:hAnsi="Times New Roman" w:cs="Times New Roman"/>
+        </w:rPr>
+      </w:pPr>
+    </w:p>
+    <w:p>
+      <w:pPr>
+        <w:rPr>
+          <w:rFonts w:ascii="Times New Roman" w:eastAsia="Times New Roman" w:hAnsi="Times New Roman" w:cs="Times New Roman"/>
+        </w:rPr>
+      </w:pPr>
+    </w:p>
+    <w:p>
+      <w:pPr>
+        <w:rPr>
+          <w:rFonts w:ascii="Times New Roman" w:eastAsia="Times New Roman" w:hAnsi="Times New Roman" w:cs="Times New Roman"/>
+          <w:sz w:val="40"/>
+          <w:szCs w:val="40"/>
+        </w:rPr>
+      </w:pPr>
+    </w:p>
+    <w:p>
+      <w:pPr>
+        <w:rPr>
+          <w:rFonts w:ascii="Times New Roman" w:eastAsia="Times New Roman" w:hAnsi="Times New Roman" w:cs="Times New Roman"/>
+          <w:sz w:val="40"/>
+          <w:szCs w:val="40"/>
+        </w:rPr>
+      </w:pPr>
+    </w:p>
+    <w:p>
+      <w:pPr>
+        <w:rPr>
+          <w:rFonts w:ascii="Times New Roman" w:eastAsia="Times New Roman" w:hAnsi="Times New Roman" w:cs="Times New Roman"/>
+          <w:sz w:val="40"/>
+          <w:szCs w:val="40"/>
+        </w:rPr>
+      </w:pPr>
+    </w:p>
+    <w:p>
+      <w:pPr>
+        <w:rPr>
+          <w:rFonts w:ascii="Times New Roman" w:eastAsia="Times New Roman" w:hAnsi="Times New Roman" w:cs="Times New Roman"/>
+          <w:sz w:val="40"/>
+          <w:szCs w:val="40"/>
+        </w:rPr>
+      </w:pPr>
+    </w:p>
+    <w:p>
+      <w:pPr>
+        <w:rPr>
+          <w:rFonts w:ascii="Times New Roman" w:eastAsia="Times New Roman" w:hAnsi="Times New Roman" w:cs="Times New Roman"/>
+          <w:sz w:val="40"/>
+          <w:szCs w:val="40"/>
+        </w:rPr>
+      </w:pPr>
+    </w:p>
+    <w:p>
+      <w:pPr>
+        <w:rPr>
+          <w:rFonts w:ascii="Times New Roman" w:eastAsia="Times New Roman" w:hAnsi="Times New Roman" w:cs="Times New Roman"/>
+          <w:sz w:val="40"/>
+          <w:szCs w:val="40"/>
+        </w:rPr>
+      </w:pPr>
+    </w:p>
+    <w:p>
+      <w:pPr>
+        <w:rPr>
+          <w:rFonts w:ascii="Times New Roman" w:eastAsia="Times New Roman" w:hAnsi="Times New Roman" w:cs="Times New Roman"/>
+          <w:sz w:val="40"/>
+          <w:szCs w:val="40"/>
+        </w:rPr>
+      </w:pPr>
+    </w:p>
+    <w:p>
+      <w:pPr>
+        <w:rPr>
+          <w:rFonts w:ascii="Times New Roman" w:eastAsia="Times New Roman" w:hAnsi="Times New Roman" w:cs="Times New Roman"/>
+          <w:sz w:val="40"/>
+          <w:szCs w:val="40"/>
+        </w:rPr>
+      </w:pPr>
+    </w:p>
+    <w:p>
+      <w:pPr>
+        <w:rPr>
+          <w:rFonts w:ascii="Times New Roman" w:eastAsia="Times New Roman" w:hAnsi="Times New Roman" w:cs="Times New Roman"/>
+          <w:sz w:val="40"/>
+          <w:szCs w:val="40"/>
+        </w:rPr>
+      </w:pPr>
+    </w:p>
+    <w:p>
+      <w:pPr>
+        <w:rPr>
+          <w:rFonts w:ascii="Times New Roman" w:eastAsia="Times New Roman" w:hAnsi="Times New Roman" w:cs="Times New Roman"/>
+          <w:sz w:val="40"/>
+          <w:szCs w:val="40"/>
+        </w:rPr>
+      </w:pPr>
+    </w:p>
+    <w:p>
+      <w:pPr>
+        <w:rPr>
+          <w:rFonts w:ascii="Times New Roman" w:eastAsia="Times New Roman" w:hAnsi="Times New Roman" w:cs="Times New Roman"/>
+          <w:sz w:val="40"/>
+          <w:szCs w:val="40"/>
+        </w:rPr>
+      </w:pPr>
+    </w:p>
+    <w:p>
+      <w:pPr>
+        <w:rPr>
+          <w:rFonts w:ascii="Times New Roman" w:eastAsia="Times New Roman" w:hAnsi="Times New Roman" w:cs="Times New Roman"/>
+          <w:sz w:val="40"/>
+          <w:szCs w:val="40"/>
+        </w:rPr>
+      </w:pPr>
+    </w:p>
+    <w:p>
+      <w:pPr>
+        <w:rPr>
+          <w:rFonts w:ascii="Times New Roman" w:eastAsia="Times New Roman" w:hAnsi="Times New Roman" w:cs="Times New Roman"/>
+          <w:sz w:val="40"/>
+          <w:szCs w:val="40"/>
+        </w:rPr>
+      </w:pPr>
+    </w:p>
+    <w:p>
+      <w:pPr>
+        <w:rPr>
+          <w:rFonts w:ascii="Times New Roman" w:eastAsia="Times New Roman" w:hAnsi="Times New Roman" w:cs="Times New Roman"/>
+          <w:sz w:val="40"/>
+          <w:szCs w:val="40"/>
+        </w:rPr>
+      </w:pPr>
+    </w:p>
+    <w:p>
+      <w:pPr>
+        <w:rPr>
+          <w:rFonts w:ascii="Times New Roman" w:eastAsia="Times New Roman" w:hAnsi="Times New Roman" w:cs="Times New Roman"/>
+          <w:sz w:val="40"/>
+          <w:szCs w:val="40"/>
+        </w:rPr>
+      </w:pPr>
+    </w:p>
+    <w:p>
+      <w:pPr>
+        <w:rPr>
+          <w:rFonts w:ascii="Times New Roman" w:eastAsia="Times New Roman" w:hAnsi="Times New Roman" w:cs="Times New Roman"/>
+          <w:sz w:val="40"/>
+          <w:szCs w:val="40"/>
+        </w:rPr>
+      </w:pPr>
+    </w:p>
+    <w:p>
+      <w:pPr>
+        <w:rPr>
+          <w:rFonts w:ascii="Times New Roman" w:eastAsia="Times New Roman" w:hAnsi="Times New Roman" w:cs="Times New Roman"/>
+        </w:rPr>
+      </w:pPr>
+    </w:p>
+    <w:p>
+      <w:pPr>
+        <w:spacing w:after="0" w:line="360" w:lineRule="auto"/>
         <w:jc w:val="center"/>
         <w:rPr>
           <w:rFonts w:ascii="Times New Roman" w:eastAsia="Times New Roman" w:hAnsi="Times New Roman" w:cs="Times New Roman"/>
@@ -371,421 +747,8 @@
           <w:rFonts w:ascii="Times New Roman" w:eastAsia="Times New Roman" w:hAnsi="Times New Roman" w:cs="Times New Roman"/>
           <w:b/>
           <w:bCs/>
-          <w:lang w:val="en-US"/>
-        </w:rPr>
-        <w:t>2311102278</w:t>
-      </w:r>
-    </w:p>
-    <w:p>
-      <w:pPr>
-        <w:spacing w:line="259" w:lineRule="auto"/>
-        <w:jc w:val="center"/>
-        <w:rPr>
-          <w:rFonts w:ascii="Times New Roman" w:eastAsia="Times New Roman" w:hAnsi="Times New Roman" w:cs="Times New Roman"/>
-          <w:b/>
-          <w:bCs/>
-          <w:lang w:val="en-US"/>
-        </w:rPr>
-      </w:pPr>
-      <w:r>
-        <w:rPr>
-          <w:rFonts w:ascii="Times New Roman" w:eastAsia="Times New Roman" w:hAnsi="Times New Roman" w:cs="Times New Roman"/>
-          <w:b/>
-          <w:bCs/>
-        </w:rPr>
-        <w:t>S1 IF-</w:t>
-      </w:r>
-      <w:r>
-        <w:rPr>
-          <w:rFonts w:ascii="Times New Roman" w:eastAsia="Times New Roman" w:hAnsi="Times New Roman" w:cs="Times New Roman"/>
-          <w:b/>
-          <w:bCs/>
-          <w:lang w:val="en-US"/>
-        </w:rPr>
-        <w:t>11-07</w:t>
-      </w:r>
-    </w:p>
-    <w:p>
-      <w:pPr>
-        <w:spacing w:line="259" w:lineRule="auto"/>
-        <w:jc w:val="center"/>
-        <w:rPr>
-          <w:rFonts w:ascii="Times New Roman" w:eastAsia="Times New Roman" w:hAnsi="Times New Roman" w:cs="Times New Roman"/>
-          <w:b/>
-          <w:bCs/>
-        </w:rPr>
-      </w:pPr>
-    </w:p>
-    <w:p>
-      <w:pPr>
-        <w:spacing w:line="259" w:lineRule="auto"/>
-        <w:jc w:val="center"/>
-        <w:rPr>
-          <w:rFonts w:ascii="Times New Roman" w:eastAsia="Times New Roman" w:hAnsi="Times New Roman" w:cs="Times New Roman"/>
-          <w:b/>
-          <w:bCs/>
-        </w:rPr>
-      </w:pPr>
-    </w:p>
-    <w:p>
-      <w:pPr>
-        <w:spacing w:line="259" w:lineRule="auto"/>
-        <w:jc w:val="center"/>
-        <w:rPr>
-          <w:rFonts w:ascii="Times New Roman" w:eastAsia="Times New Roman" w:hAnsi="Times New Roman" w:cs="Times New Roman"/>
-          <w:b/>
-          <w:bCs/>
-        </w:rPr>
-      </w:pPr>
-      <w:r>
-        <w:rPr>
-          <w:rFonts w:ascii="Times New Roman" w:eastAsia="Times New Roman" w:hAnsi="Times New Roman" w:cs="Times New Roman"/>
-          <w:b/>
-          <w:bCs/>
-        </w:rPr>
-        <w:t>Dosen Pengampu:</w:t>
-      </w:r>
-    </w:p>
-    <w:p>
-      <w:pPr>
-        <w:spacing w:line="259" w:lineRule="auto"/>
-        <w:jc w:val="center"/>
-        <w:rPr>
-          <w:rFonts w:ascii="Times New Roman" w:eastAsia="Times New Roman" w:hAnsi="Times New Roman" w:cs="Times New Roman"/>
-          <w:b/>
-          <w:bCs/>
-        </w:rPr>
-      </w:pPr>
-      <w:r>
-        <w:rPr>
-          <w:rFonts w:ascii="Times New Roman" w:eastAsia="Times New Roman" w:hAnsi="Times New Roman" w:cs="Times New Roman"/>
-          <w:b/>
-          <w:bCs/>
-        </w:rPr>
-        <w:t>Dedy Agung Prabowo, S.Kom., M.Kom</w:t>
-      </w:r>
-    </w:p>
-    <w:p>
-      <w:pPr>
-        <w:spacing w:line="259" w:lineRule="auto"/>
-        <w:rPr>
-          <w:rFonts w:ascii="Times New Roman" w:eastAsia="Times New Roman" w:hAnsi="Times New Roman" w:cs="Times New Roman"/>
-          <w:b/>
-          <w:bCs/>
-        </w:rPr>
-      </w:pPr>
-    </w:p>
-    <w:p>
-      <w:pPr>
-        <w:spacing w:line="259" w:lineRule="auto"/>
-        <w:rPr>
-          <w:rFonts w:ascii="Times New Roman" w:eastAsia="Times New Roman" w:hAnsi="Times New Roman" w:cs="Times New Roman"/>
-          <w:b/>
-          <w:bCs/>
-        </w:rPr>
-      </w:pPr>
-    </w:p>
-    <w:p>
-      <w:pPr>
-        <w:spacing w:line="259" w:lineRule="auto"/>
-        <w:jc w:val="center"/>
-        <w:rPr>
-          <w:rFonts w:ascii="Times New Roman" w:eastAsia="Times New Roman" w:hAnsi="Times New Roman" w:cs="Times New Roman"/>
-          <w:b/>
-          <w:bCs/>
-        </w:rPr>
-      </w:pPr>
-    </w:p>
-    <w:p>
-      <w:pPr>
-        <w:spacing w:line="259" w:lineRule="auto"/>
-        <w:jc w:val="center"/>
-        <w:rPr>
-          <w:rFonts w:ascii="Times New Roman" w:eastAsia="Times New Roman" w:hAnsi="Times New Roman" w:cs="Times New Roman"/>
-          <w:b/>
-          <w:bCs/>
-        </w:rPr>
-      </w:pPr>
-      <w:r>
-        <w:rPr>
-          <w:rFonts w:ascii="Times New Roman" w:eastAsia="Times New Roman" w:hAnsi="Times New Roman" w:cs="Times New Roman"/>
-          <w:b/>
-          <w:bCs/>
-        </w:rPr>
-        <w:t>PROGRAM STUDI S1 TEKNIK INFORMATIKA</w:t>
-      </w:r>
-    </w:p>
-    <w:p>
-      <w:pPr>
-        <w:spacing w:line="259" w:lineRule="auto"/>
-        <w:jc w:val="center"/>
-        <w:rPr>
-          <w:rFonts w:ascii="Times New Roman" w:eastAsia="Times New Roman" w:hAnsi="Times New Roman" w:cs="Times New Roman"/>
-          <w:b/>
-          <w:bCs/>
-        </w:rPr>
-      </w:pPr>
-      <w:r>
-        <w:rPr>
-          <w:rFonts w:ascii="Times New Roman" w:eastAsia="Times New Roman" w:hAnsi="Times New Roman" w:cs="Times New Roman"/>
-          <w:b/>
-          <w:bCs/>
-        </w:rPr>
-        <w:t>FAKULTAS DIREKTORAT KAMPUS PURWOKERTO</w:t>
-      </w:r>
-    </w:p>
-    <w:p>
-      <w:pPr>
-        <w:spacing w:line="259" w:lineRule="auto"/>
-        <w:jc w:val="center"/>
-        <w:rPr>
-          <w:rFonts w:ascii="Times New Roman" w:eastAsia="Times New Roman" w:hAnsi="Times New Roman" w:cs="Times New Roman"/>
-          <w:b/>
-          <w:bCs/>
-        </w:rPr>
-      </w:pPr>
-      <w:r>
-        <w:rPr>
-          <w:rFonts w:ascii="Times New Roman" w:eastAsia="Times New Roman" w:hAnsi="Times New Roman" w:cs="Times New Roman"/>
-          <w:b/>
-          <w:bCs/>
-        </w:rPr>
-        <w:t>UNIVERSITAS TELKOM</w:t>
-      </w:r>
-    </w:p>
-    <w:p>
-      <w:pPr>
-        <w:spacing w:line="259" w:lineRule="auto"/>
-        <w:jc w:val="center"/>
-        <w:rPr>
-          <w:rFonts w:ascii="Times New Roman" w:eastAsia="Times New Roman" w:hAnsi="Times New Roman" w:cs="Times New Roman"/>
-        </w:rPr>
-      </w:pPr>
-      <w:r>
-        <w:rPr>
-          <w:rFonts w:ascii="Times New Roman" w:eastAsia="Times New Roman" w:hAnsi="Times New Roman" w:cs="Times New Roman"/>
-          <w:b/>
-          <w:bCs/>
-        </w:rPr>
-        <w:t>2026</w:t>
-      </w:r>
-    </w:p>
-    <w:p>
-      <w:pPr>
-        <w:rPr>
-          <w:rFonts w:ascii="Times New Roman" w:eastAsia="Times New Roman" w:hAnsi="Times New Roman" w:cs="Times New Roman"/>
-        </w:rPr>
-      </w:pPr>
-      <w:r>
-        <w:rPr>
-          <w:rFonts w:ascii="Times New Roman" w:eastAsia="Times New Roman" w:hAnsi="Times New Roman" w:cs="Times New Roman"/>
         </w:rPr>
         <w:lastRenderedPageBreak/>
-        <w:t xml:space="preserve">LINK GIT : </w:t>
-      </w:r>
-    </w:p>
-    <w:p>
-      <w:pPr>
-        <w:rPr>
-          <w:rFonts w:ascii="Times New Roman" w:eastAsia="Times New Roman" w:hAnsi="Times New Roman" w:cs="Times New Roman"/>
-        </w:rPr>
-      </w:pPr>
-    </w:p>
-    <w:p>
-      <w:pPr>
-        <w:rPr>
-          <w:rFonts w:ascii="Times New Roman" w:eastAsia="Times New Roman" w:hAnsi="Times New Roman" w:cs="Times New Roman"/>
-          <w:sz w:val="40"/>
-          <w:szCs w:val="40"/>
-        </w:rPr>
-      </w:pPr>
-    </w:p>
-    <w:p>
-      <w:pPr>
-        <w:rPr>
-          <w:rFonts w:ascii="Times New Roman" w:eastAsia="Times New Roman" w:hAnsi="Times New Roman" w:cs="Times New Roman"/>
-          <w:sz w:val="40"/>
-          <w:szCs w:val="40"/>
-        </w:rPr>
-      </w:pPr>
-    </w:p>
-    <w:p>
-      <w:pPr>
-        <w:rPr>
-          <w:rFonts w:ascii="Times New Roman" w:eastAsia="Times New Roman" w:hAnsi="Times New Roman" w:cs="Times New Roman"/>
-          <w:sz w:val="40"/>
-          <w:szCs w:val="40"/>
-        </w:rPr>
-      </w:pPr>
-    </w:p>
-    <w:p>
-      <w:pPr>
-        <w:rPr>
-          <w:rFonts w:ascii="Times New Roman" w:eastAsia="Times New Roman" w:hAnsi="Times New Roman" w:cs="Times New Roman"/>
-          <w:sz w:val="40"/>
-          <w:szCs w:val="40"/>
-        </w:rPr>
-      </w:pPr>
-    </w:p>
-    <w:p>
-      <w:pPr>
-        <w:rPr>
-          <w:rFonts w:ascii="Times New Roman" w:eastAsia="Times New Roman" w:hAnsi="Times New Roman" w:cs="Times New Roman"/>
-          <w:sz w:val="40"/>
-          <w:szCs w:val="40"/>
-        </w:rPr>
-      </w:pPr>
-    </w:p>
-    <w:p>
-      <w:pPr>
-        <w:rPr>
-          <w:rFonts w:ascii="Times New Roman" w:eastAsia="Times New Roman" w:hAnsi="Times New Roman" w:cs="Times New Roman"/>
-          <w:sz w:val="40"/>
-          <w:szCs w:val="40"/>
-        </w:rPr>
-      </w:pPr>
-    </w:p>
-    <w:p>
-      <w:pPr>
-        <w:rPr>
-          <w:rFonts w:ascii="Times New Roman" w:eastAsia="Times New Roman" w:hAnsi="Times New Roman" w:cs="Times New Roman"/>
-          <w:sz w:val="40"/>
-          <w:szCs w:val="40"/>
-        </w:rPr>
-      </w:pPr>
-    </w:p>
-    <w:p>
-      <w:pPr>
-        <w:rPr>
-          <w:rFonts w:ascii="Times New Roman" w:eastAsia="Times New Roman" w:hAnsi="Times New Roman" w:cs="Times New Roman"/>
-          <w:sz w:val="40"/>
-          <w:szCs w:val="40"/>
-        </w:rPr>
-      </w:pPr>
-    </w:p>
-    <w:p>
-      <w:pPr>
-        <w:rPr>
-          <w:rFonts w:ascii="Times New Roman" w:eastAsia="Times New Roman" w:hAnsi="Times New Roman" w:cs="Times New Roman"/>
-          <w:sz w:val="40"/>
-          <w:szCs w:val="40"/>
-        </w:rPr>
-      </w:pPr>
-    </w:p>
-    <w:p>
-      <w:pPr>
-        <w:rPr>
-          <w:rFonts w:ascii="Times New Roman" w:eastAsia="Times New Roman" w:hAnsi="Times New Roman" w:cs="Times New Roman"/>
-          <w:sz w:val="40"/>
-          <w:szCs w:val="40"/>
-        </w:rPr>
-      </w:pPr>
-    </w:p>
-    <w:p>
-      <w:pPr>
-        <w:rPr>
-          <w:rFonts w:ascii="Times New Roman" w:eastAsia="Times New Roman" w:hAnsi="Times New Roman" w:cs="Times New Roman"/>
-          <w:sz w:val="40"/>
-          <w:szCs w:val="40"/>
-        </w:rPr>
-      </w:pPr>
-    </w:p>
-    <w:p>
-      <w:pPr>
-        <w:rPr>
-          <w:rFonts w:ascii="Times New Roman" w:eastAsia="Times New Roman" w:hAnsi="Times New Roman" w:cs="Times New Roman"/>
-          <w:sz w:val="40"/>
-          <w:szCs w:val="40"/>
-        </w:rPr>
-      </w:pPr>
-    </w:p>
-    <w:p>
-      <w:pPr>
-        <w:rPr>
-          <w:rFonts w:ascii="Times New Roman" w:eastAsia="Times New Roman" w:hAnsi="Times New Roman" w:cs="Times New Roman"/>
-          <w:sz w:val="40"/>
-          <w:szCs w:val="40"/>
-        </w:rPr>
-      </w:pPr>
-    </w:p>
-    <w:p>
-      <w:pPr>
-        <w:rPr>
-          <w:rFonts w:ascii="Times New Roman" w:eastAsia="Times New Roman" w:hAnsi="Times New Roman" w:cs="Times New Roman"/>
-          <w:sz w:val="40"/>
-          <w:szCs w:val="40"/>
-        </w:rPr>
-      </w:pPr>
-    </w:p>
-    <w:p>
-      <w:pPr>
-        <w:rPr>
-          <w:rFonts w:ascii="Times New Roman" w:eastAsia="Times New Roman" w:hAnsi="Times New Roman" w:cs="Times New Roman"/>
-          <w:sz w:val="40"/>
-          <w:szCs w:val="40"/>
-        </w:rPr>
-      </w:pPr>
-    </w:p>
-    <w:p>
-      <w:pPr>
-        <w:rPr>
-          <w:rFonts w:ascii="Times New Roman" w:eastAsia="Times New Roman" w:hAnsi="Times New Roman" w:cs="Times New Roman"/>
-          <w:sz w:val="40"/>
-          <w:szCs w:val="40"/>
-        </w:rPr>
-      </w:pPr>
-    </w:p>
-    <w:p>
-      <w:pPr>
-        <w:rPr>
-          <w:rFonts w:ascii="Times New Roman" w:eastAsia="Times New Roman" w:hAnsi="Times New Roman" w:cs="Times New Roman"/>
-          <w:sz w:val="40"/>
-          <w:szCs w:val="40"/>
-        </w:rPr>
-      </w:pPr>
-    </w:p>
-    <w:p>
-      <w:pPr>
-        <w:rPr>
-          <w:rFonts w:ascii="Times New Roman" w:eastAsia="Times New Roman" w:hAnsi="Times New Roman" w:cs="Times New Roman"/>
-          <w:sz w:val="40"/>
-          <w:szCs w:val="40"/>
-        </w:rPr>
-      </w:pPr>
-    </w:p>
-    <w:p>
-      <w:pPr>
-        <w:rPr>
-          <w:rFonts w:ascii="Times New Roman" w:eastAsia="Times New Roman" w:hAnsi="Times New Roman" w:cs="Times New Roman"/>
-          <w:sz w:val="40"/>
-          <w:szCs w:val="40"/>
-        </w:rPr>
-      </w:pPr>
-    </w:p>
-    <w:p>
-      <w:pPr>
-        <w:rPr>
-          <w:rFonts w:ascii="Times New Roman" w:eastAsia="Times New Roman" w:hAnsi="Times New Roman" w:cs="Times New Roman"/>
-        </w:rPr>
-      </w:pPr>
-    </w:p>
-    <w:p>
-      <w:pPr>
-        <w:spacing w:after="0" w:line="360" w:lineRule="auto"/>
-        <w:jc w:val="center"/>
-        <w:rPr>
-          <w:rFonts w:ascii="Times New Roman" w:eastAsia="Times New Roman" w:hAnsi="Times New Roman" w:cs="Times New Roman"/>
-          <w:b/>
-          <w:bCs/>
-          <w:lang w:val="en-US"/>
-        </w:rPr>
-      </w:pPr>
-      <w:r>
-        <w:rPr>
-          <w:rFonts w:ascii="Times New Roman" w:eastAsia="Times New Roman" w:hAnsi="Times New Roman" w:cs="Times New Roman"/>
-          <w:b/>
-          <w:bCs/>
-        </w:rPr>
         <w:t xml:space="preserve">MODUL </w:t>
       </w:r>
       <w:r>
@@ -830,21 +793,12 @@
           <w:rFonts w:ascii="Times New Roman" w:eastAsia="Times New Roman" w:hAnsi="Times New Roman" w:cs="Times New Roman"/>
         </w:rPr>
       </w:pPr>
-      <w:proofErr w:type="spellStart"/>
       <w:r>
         <w:rPr>
           <w:rFonts w:ascii="Times New Roman" w:eastAsia="Times New Roman" w:hAnsi="Times New Roman" w:cs="Times New Roman"/>
           <w:lang w:val="en-US"/>
         </w:rPr>
-        <w:t>Installasi</w:t>
-      </w:r>
-      <w:proofErr w:type="spellEnd"/>
-      <w:r>
-        <w:rPr>
-          <w:rFonts w:ascii="Times New Roman" w:eastAsia="Times New Roman" w:hAnsi="Times New Roman" w:cs="Times New Roman"/>
-          <w:lang w:val="en-US"/>
-        </w:rPr>
-        <w:t xml:space="preserve"> </w:t>
+        <w:t xml:space="preserve">Installasi </w:t>
       </w:r>
       <w:r>
         <w:rPr>
@@ -1107,29 +1061,96 @@
                 <w:szCs w:val="21"/>
                 <w:lang w:val="en-US"/>
               </w:rPr>
+              <w:t>&gt;Instalasi jQuery&lt;/</w:t>
+            </w:r>
+            <w:r>
+              <w:rPr>
+                <w:rFonts w:ascii="Consolas" w:eastAsia="Times New Roman" w:hAnsi="Consolas" w:cs="Times New Roman"/>
+                <w:color w:val="225588"/>
+                <w:sz w:val="21"/>
+                <w:szCs w:val="21"/>
+                <w:lang w:val="en-US"/>
+              </w:rPr>
+              <w:t>title</w:t>
+            </w:r>
+            <w:r>
+              <w:rPr>
+                <w:rFonts w:ascii="Consolas" w:eastAsia="Times New Roman" w:hAnsi="Consolas" w:cs="Times New Roman"/>
+                <w:color w:val="6688CC"/>
+                <w:sz w:val="21"/>
+                <w:szCs w:val="21"/>
+                <w:lang w:val="en-US"/>
+              </w:rPr>
               <w:t>&gt;</w:t>
             </w:r>
-            <w:proofErr w:type="spellStart"/>
-            <w:r>
-              <w:rPr>
-                <w:rFonts w:ascii="Consolas" w:eastAsia="Times New Roman" w:hAnsi="Consolas" w:cs="Times New Roman"/>
-                <w:color w:val="6688CC"/>
-                <w:sz w:val="21"/>
-                <w:szCs w:val="21"/>
-                <w:lang w:val="en-US"/>
-              </w:rPr>
-              <w:t>Instalasi</w:t>
-            </w:r>
-            <w:proofErr w:type="spellEnd"/>
-            <w:r>
-              <w:rPr>
-                <w:rFonts w:ascii="Consolas" w:eastAsia="Times New Roman" w:hAnsi="Consolas" w:cs="Times New Roman"/>
-                <w:color w:val="6688CC"/>
-                <w:sz w:val="21"/>
-                <w:szCs w:val="21"/>
-                <w:lang w:val="en-US"/>
-              </w:rPr>
-              <w:t xml:space="preserve"> jQuery&lt;/</w:t>
+          </w:p>
+          <w:p>
+            <w:pPr>
+              <w:shd w:val="clear" w:color="auto" w:fill="000C18"/>
+              <w:spacing w:after="0" w:line="285" w:lineRule="atLeast"/>
+              <w:rPr>
+                <w:rFonts w:ascii="Consolas" w:eastAsia="Times New Roman" w:hAnsi="Consolas" w:cs="Times New Roman"/>
+                <w:color w:val="6688CC"/>
+                <w:sz w:val="21"/>
+                <w:szCs w:val="21"/>
+                <w:lang w:val="en-US"/>
+              </w:rPr>
+            </w:pPr>
+          </w:p>
+          <w:p>
+            <w:pPr>
+              <w:shd w:val="clear" w:color="auto" w:fill="000C18"/>
+              <w:spacing w:after="0" w:line="285" w:lineRule="atLeast"/>
+              <w:rPr>
+                <w:rFonts w:ascii="Consolas" w:eastAsia="Times New Roman" w:hAnsi="Consolas" w:cs="Times New Roman"/>
+                <w:color w:val="6688CC"/>
+                <w:sz w:val="21"/>
+                <w:szCs w:val="21"/>
+                <w:lang w:val="en-US"/>
+              </w:rPr>
+            </w:pPr>
+            <w:r>
+              <w:rPr>
+                <w:rFonts w:ascii="Consolas" w:eastAsia="Times New Roman" w:hAnsi="Consolas" w:cs="Times New Roman"/>
+                <w:color w:val="6688CC"/>
+                <w:sz w:val="21"/>
+                <w:szCs w:val="21"/>
+                <w:lang w:val="en-US"/>
+              </w:rPr>
+              <w:t xml:space="preserve">    </w:t>
+            </w:r>
+            <w:r>
+              <w:rPr>
+                <w:rFonts w:ascii="Consolas" w:eastAsia="Times New Roman" w:hAnsi="Consolas" w:cs="Times New Roman"/>
+                <w:color w:val="384887"/>
+                <w:sz w:val="21"/>
+                <w:szCs w:val="21"/>
+                <w:lang w:val="en-US"/>
+              </w:rPr>
+              <w:t>&lt;!-- Menggunakan CDN jQuery --&gt;</w:t>
+            </w:r>
+          </w:p>
+          <w:p>
+            <w:pPr>
+              <w:shd w:val="clear" w:color="auto" w:fill="000C18"/>
+              <w:spacing w:after="0" w:line="285" w:lineRule="atLeast"/>
+              <w:rPr>
+                <w:rFonts w:ascii="Consolas" w:eastAsia="Times New Roman" w:hAnsi="Consolas" w:cs="Times New Roman"/>
+                <w:color w:val="6688CC"/>
+                <w:sz w:val="21"/>
+                <w:szCs w:val="21"/>
+                <w:lang w:val="en-US"/>
+              </w:rPr>
+            </w:pPr>
+            <w:r>
+              <w:rPr>
+                <w:rFonts w:ascii="Consolas" w:eastAsia="Times New Roman" w:hAnsi="Consolas" w:cs="Times New Roman"/>
+                <w:color w:val="6688CC"/>
+                <w:sz w:val="21"/>
+                <w:szCs w:val="21"/>
+                <w:lang w:val="en-US"/>
+              </w:rPr>
+              <w:t>    &lt;</w:t>
             </w:r>
             <w:r>
               <w:rPr>
@@ -1139,117 +1160,6 @@
                 <w:szCs w:val="21"/>
                 <w:lang w:val="en-US"/>
               </w:rPr>
-              <w:t>title</w:t>
-            </w:r>
-            <w:r>
-              <w:rPr>
-                <w:rFonts w:ascii="Consolas" w:eastAsia="Times New Roman" w:hAnsi="Consolas" w:cs="Times New Roman"/>
-                <w:color w:val="6688CC"/>
-                <w:sz w:val="21"/>
-                <w:szCs w:val="21"/>
-                <w:lang w:val="en-US"/>
-              </w:rPr>
-              <w:t>&gt;</w:t>
-            </w:r>
-          </w:p>
-          <w:p>
-            <w:pPr>
-              <w:shd w:val="clear" w:color="auto" w:fill="000C18"/>
-              <w:spacing w:after="0" w:line="285" w:lineRule="atLeast"/>
-              <w:rPr>
-                <w:rFonts w:ascii="Consolas" w:eastAsia="Times New Roman" w:hAnsi="Consolas" w:cs="Times New Roman"/>
-                <w:color w:val="6688CC"/>
-                <w:sz w:val="21"/>
-                <w:szCs w:val="21"/>
-                <w:lang w:val="en-US"/>
-              </w:rPr>
-            </w:pPr>
-          </w:p>
-          <w:p>
-            <w:pPr>
-              <w:shd w:val="clear" w:color="auto" w:fill="000C18"/>
-              <w:spacing w:after="0" w:line="285" w:lineRule="atLeast"/>
-              <w:rPr>
-                <w:rFonts w:ascii="Consolas" w:eastAsia="Times New Roman" w:hAnsi="Consolas" w:cs="Times New Roman"/>
-                <w:color w:val="6688CC"/>
-                <w:sz w:val="21"/>
-                <w:szCs w:val="21"/>
-                <w:lang w:val="en-US"/>
-              </w:rPr>
-            </w:pPr>
-            <w:r>
-              <w:rPr>
-                <w:rFonts w:ascii="Consolas" w:eastAsia="Times New Roman" w:hAnsi="Consolas" w:cs="Times New Roman"/>
-                <w:color w:val="6688CC"/>
-                <w:sz w:val="21"/>
-                <w:szCs w:val="21"/>
-                <w:lang w:val="en-US"/>
-              </w:rPr>
-              <w:t xml:space="preserve">    </w:t>
-            </w:r>
-            <w:r>
-              <w:rPr>
-                <w:rFonts w:ascii="Consolas" w:eastAsia="Times New Roman" w:hAnsi="Consolas" w:cs="Times New Roman"/>
-                <w:color w:val="384887"/>
-                <w:sz w:val="21"/>
-                <w:szCs w:val="21"/>
-                <w:lang w:val="en-US"/>
-              </w:rPr>
-              <w:t xml:space="preserve">&lt;!-- </w:t>
-            </w:r>
-            <w:proofErr w:type="spellStart"/>
-            <w:r>
-              <w:rPr>
-                <w:rFonts w:ascii="Consolas" w:eastAsia="Times New Roman" w:hAnsi="Consolas" w:cs="Times New Roman"/>
-                <w:color w:val="384887"/>
-                <w:sz w:val="21"/>
-                <w:szCs w:val="21"/>
-                <w:lang w:val="en-US"/>
-              </w:rPr>
-              <w:t>Menggunakan</w:t>
-            </w:r>
-            <w:proofErr w:type="spellEnd"/>
-            <w:r>
-              <w:rPr>
-                <w:rFonts w:ascii="Consolas" w:eastAsia="Times New Roman" w:hAnsi="Consolas" w:cs="Times New Roman"/>
-                <w:color w:val="384887"/>
-                <w:sz w:val="21"/>
-                <w:szCs w:val="21"/>
-                <w:lang w:val="en-US"/>
-              </w:rPr>
-              <w:t xml:space="preserve"> CDN jQuery --&gt;</w:t>
-            </w:r>
-          </w:p>
-          <w:p>
-            <w:pPr>
-              <w:shd w:val="clear" w:color="auto" w:fill="000C18"/>
-              <w:spacing w:after="0" w:line="285" w:lineRule="atLeast"/>
-              <w:rPr>
-                <w:rFonts w:ascii="Consolas" w:eastAsia="Times New Roman" w:hAnsi="Consolas" w:cs="Times New Roman"/>
-                <w:color w:val="6688CC"/>
-                <w:sz w:val="21"/>
-                <w:szCs w:val="21"/>
-                <w:lang w:val="en-US"/>
-              </w:rPr>
-            </w:pPr>
-            <w:r>
-              <w:rPr>
-                <w:rFonts w:ascii="Consolas" w:eastAsia="Times New Roman" w:hAnsi="Consolas" w:cs="Times New Roman"/>
-                <w:color w:val="6688CC"/>
-                <w:sz w:val="21"/>
-                <w:szCs w:val="21"/>
-                <w:lang w:val="en-US"/>
-              </w:rPr>
-              <w:t>    &lt;</w:t>
-            </w:r>
-            <w:r>
-              <w:rPr>
-                <w:rFonts w:ascii="Consolas" w:eastAsia="Times New Roman" w:hAnsi="Consolas" w:cs="Times New Roman"/>
-                <w:color w:val="225588"/>
-                <w:sz w:val="21"/>
-                <w:szCs w:val="21"/>
-                <w:lang w:val="en-US"/>
-              </w:rPr>
               <w:t>script</w:t>
             </w:r>
             <w:r>
@@ -1262,7 +1172,6 @@
               </w:rPr>
               <w:t xml:space="preserve"> </w:t>
             </w:r>
-            <w:proofErr w:type="spellStart"/>
             <w:r>
               <w:rPr>
                 <w:rFonts w:ascii="Consolas" w:eastAsia="Times New Roman" w:hAnsi="Consolas" w:cs="Times New Roman"/>
@@ -1273,7 +1182,6 @@
               </w:rPr>
               <w:t>src</w:t>
             </w:r>
-            <w:proofErr w:type="spellEnd"/>
             <w:r>
               <w:rPr>
                 <w:rFonts w:ascii="Consolas" w:eastAsia="Times New Roman" w:hAnsi="Consolas" w:cs="Times New Roman"/>
@@ -1486,18 +1394,7 @@
                 <w:szCs w:val="21"/>
                 <w:lang w:val="en-US"/>
               </w:rPr>
-              <w:t xml:space="preserve">        </w:t>
-            </w:r>
-            <w:proofErr w:type="spellStart"/>
-            <w:r>
-              <w:rPr>
-                <w:rFonts w:ascii="Consolas" w:eastAsia="Times New Roman" w:hAnsi="Consolas" w:cs="Times New Roman"/>
-                <w:color w:val="6688CC"/>
-                <w:sz w:val="21"/>
-                <w:szCs w:val="21"/>
-                <w:lang w:val="en-US"/>
-              </w:rPr>
-              <w:t>document.</w:t>
+              <w:t>        document.</w:t>
             </w:r>
             <w:r>
               <w:rPr>
@@ -1509,7 +1406,6 @@
               </w:rPr>
               <w:t>write</w:t>
             </w:r>
-            <w:proofErr w:type="spellEnd"/>
             <w:r>
               <w:rPr>
                 <w:rFonts w:ascii="Consolas" w:eastAsia="Times New Roman" w:hAnsi="Consolas" w:cs="Times New Roman"/>
@@ -1952,7 +1848,7 @@
                           <pic:cNvPicPr/>
                         </pic:nvPicPr>
                         <pic:blipFill>
-                          <a:blip r:embed="rId9"/>
+                          <a:blip r:embed="rId10"/>
                           <a:stretch>
                             <a:fillRect/>
                           </a:stretch>
@@ -2032,21 +1928,12 @@
           <w:rFonts w:ascii="Times New Roman" w:eastAsia="Times New Roman" w:hAnsi="Times New Roman" w:cs="Times New Roman"/>
         </w:rPr>
       </w:pPr>
-      <w:proofErr w:type="spellStart"/>
       <w:r>
         <w:rPr>
           <w:rFonts w:ascii="Times New Roman" w:hAnsi="Times New Roman" w:cs="Times New Roman"/>
           <w:lang w:val="en-US"/>
         </w:rPr>
-        <w:t>Efek</w:t>
-      </w:r>
-      <w:proofErr w:type="spellEnd"/>
-      <w:r>
-        <w:rPr>
-          <w:rFonts w:ascii="Times New Roman" w:hAnsi="Times New Roman" w:cs="Times New Roman"/>
-          <w:lang w:val="en-US"/>
-        </w:rPr>
-        <w:t xml:space="preserve"> Hide/Show</w:t>
+        <w:t>Efek Hide/Show</w:t>
       </w:r>
     </w:p>
     <w:p>
@@ -2295,29 +2182,63 @@
                 <w:szCs w:val="21"/>
                 <w:lang w:val="en-US"/>
               </w:rPr>
+              <w:t>&gt;Efek Hide Show&lt;/</w:t>
+            </w:r>
+            <w:r>
+              <w:rPr>
+                <w:rFonts w:ascii="Consolas" w:eastAsia="Times New Roman" w:hAnsi="Consolas" w:cs="Times New Roman"/>
+                <w:color w:val="225588"/>
+                <w:sz w:val="21"/>
+                <w:szCs w:val="21"/>
+                <w:lang w:val="en-US"/>
+              </w:rPr>
+              <w:t>title</w:t>
+            </w:r>
+            <w:r>
+              <w:rPr>
+                <w:rFonts w:ascii="Consolas" w:eastAsia="Times New Roman" w:hAnsi="Consolas" w:cs="Times New Roman"/>
+                <w:color w:val="6688CC"/>
+                <w:sz w:val="21"/>
+                <w:szCs w:val="21"/>
+                <w:lang w:val="en-US"/>
+              </w:rPr>
               <w:t>&gt;</w:t>
             </w:r>
-            <w:proofErr w:type="spellStart"/>
-            <w:r>
-              <w:rPr>
-                <w:rFonts w:ascii="Consolas" w:eastAsia="Times New Roman" w:hAnsi="Consolas" w:cs="Times New Roman"/>
-                <w:color w:val="6688CC"/>
-                <w:sz w:val="21"/>
-                <w:szCs w:val="21"/>
-                <w:lang w:val="en-US"/>
-              </w:rPr>
-              <w:t>Efek</w:t>
-            </w:r>
-            <w:proofErr w:type="spellEnd"/>
-            <w:r>
-              <w:rPr>
-                <w:rFonts w:ascii="Consolas" w:eastAsia="Times New Roman" w:hAnsi="Consolas" w:cs="Times New Roman"/>
-                <w:color w:val="6688CC"/>
-                <w:sz w:val="21"/>
-                <w:szCs w:val="21"/>
-                <w:lang w:val="en-US"/>
-              </w:rPr>
-              <w:t xml:space="preserve"> Hide Show&lt;/</w:t>
+          </w:p>
+          <w:p>
+            <w:pPr>
+              <w:shd w:val="clear" w:color="auto" w:fill="000C18"/>
+              <w:spacing w:after="0" w:line="285" w:lineRule="atLeast"/>
+              <w:rPr>
+                <w:rFonts w:ascii="Consolas" w:eastAsia="Times New Roman" w:hAnsi="Consolas" w:cs="Times New Roman"/>
+                <w:color w:val="6688CC"/>
+                <w:sz w:val="21"/>
+                <w:szCs w:val="21"/>
+                <w:lang w:val="en-US"/>
+              </w:rPr>
+            </w:pPr>
+          </w:p>
+          <w:p>
+            <w:pPr>
+              <w:shd w:val="clear" w:color="auto" w:fill="000C18"/>
+              <w:spacing w:after="0" w:line="285" w:lineRule="atLeast"/>
+              <w:rPr>
+                <w:rFonts w:ascii="Consolas" w:eastAsia="Times New Roman" w:hAnsi="Consolas" w:cs="Times New Roman"/>
+                <w:color w:val="6688CC"/>
+                <w:sz w:val="21"/>
+                <w:szCs w:val="21"/>
+                <w:lang w:val="en-US"/>
+              </w:rPr>
+            </w:pPr>
+            <w:r>
+              <w:rPr>
+                <w:rFonts w:ascii="Consolas" w:eastAsia="Times New Roman" w:hAnsi="Consolas" w:cs="Times New Roman"/>
+                <w:color w:val="6688CC"/>
+                <w:sz w:val="21"/>
+                <w:szCs w:val="21"/>
+                <w:lang w:val="en-US"/>
+              </w:rPr>
+              <w:t>    &lt;</w:t>
             </w:r>
             <w:r>
               <w:rPr>
@@ -2327,62 +2248,6 @@
                 <w:szCs w:val="21"/>
                 <w:lang w:val="en-US"/>
               </w:rPr>
-              <w:t>title</w:t>
-            </w:r>
-            <w:r>
-              <w:rPr>
-                <w:rFonts w:ascii="Consolas" w:eastAsia="Times New Roman" w:hAnsi="Consolas" w:cs="Times New Roman"/>
-                <w:color w:val="6688CC"/>
-                <w:sz w:val="21"/>
-                <w:szCs w:val="21"/>
-                <w:lang w:val="en-US"/>
-              </w:rPr>
-              <w:t>&gt;</w:t>
-            </w:r>
-          </w:p>
-          <w:p>
-            <w:pPr>
-              <w:shd w:val="clear" w:color="auto" w:fill="000C18"/>
-              <w:spacing w:after="0" w:line="285" w:lineRule="atLeast"/>
-              <w:rPr>
-                <w:rFonts w:ascii="Consolas" w:eastAsia="Times New Roman" w:hAnsi="Consolas" w:cs="Times New Roman"/>
-                <w:color w:val="6688CC"/>
-                <w:sz w:val="21"/>
-                <w:szCs w:val="21"/>
-                <w:lang w:val="en-US"/>
-              </w:rPr>
-            </w:pPr>
-          </w:p>
-          <w:p>
-            <w:pPr>
-              <w:shd w:val="clear" w:color="auto" w:fill="000C18"/>
-              <w:spacing w:after="0" w:line="285" w:lineRule="atLeast"/>
-              <w:rPr>
-                <w:rFonts w:ascii="Consolas" w:eastAsia="Times New Roman" w:hAnsi="Consolas" w:cs="Times New Roman"/>
-                <w:color w:val="6688CC"/>
-                <w:sz w:val="21"/>
-                <w:szCs w:val="21"/>
-                <w:lang w:val="en-US"/>
-              </w:rPr>
-            </w:pPr>
-            <w:r>
-              <w:rPr>
-                <w:rFonts w:ascii="Consolas" w:eastAsia="Times New Roman" w:hAnsi="Consolas" w:cs="Times New Roman"/>
-                <w:color w:val="6688CC"/>
-                <w:sz w:val="21"/>
-                <w:szCs w:val="21"/>
-                <w:lang w:val="en-US"/>
-              </w:rPr>
-              <w:t>    &lt;</w:t>
-            </w:r>
-            <w:r>
-              <w:rPr>
-                <w:rFonts w:ascii="Consolas" w:eastAsia="Times New Roman" w:hAnsi="Consolas" w:cs="Times New Roman"/>
-                <w:color w:val="225588"/>
-                <w:sz w:val="21"/>
-                <w:szCs w:val="21"/>
-                <w:lang w:val="en-US"/>
-              </w:rPr>
               <w:t>script</w:t>
             </w:r>
             <w:r>
@@ -2395,7 +2260,6 @@
               </w:rPr>
               <w:t xml:space="preserve"> </w:t>
             </w:r>
-            <w:proofErr w:type="spellStart"/>
             <w:r>
               <w:rPr>
                 <w:rFonts w:ascii="Consolas" w:eastAsia="Times New Roman" w:hAnsi="Consolas" w:cs="Times New Roman"/>
@@ -2406,7 +2270,6 @@
               </w:rPr>
               <w:t>src</w:t>
             </w:r>
-            <w:proofErr w:type="spellEnd"/>
             <w:r>
               <w:rPr>
                 <w:rFonts w:ascii="Consolas" w:eastAsia="Times New Roman" w:hAnsi="Consolas" w:cs="Times New Roman"/>
@@ -3239,117 +3102,7 @@
                 <w:szCs w:val="21"/>
                 <w:lang w:val="en-US"/>
               </w:rPr>
-              <w:t xml:space="preserve">&gt;Jika </w:t>
-            </w:r>
-            <w:proofErr w:type="spellStart"/>
-            <w:r>
-              <w:rPr>
-                <w:rFonts w:ascii="Consolas" w:eastAsia="Times New Roman" w:hAnsi="Consolas" w:cs="Times New Roman"/>
-                <w:color w:val="6688CC"/>
-                <w:sz w:val="21"/>
-                <w:szCs w:val="21"/>
-                <w:lang w:val="en-US"/>
-              </w:rPr>
-              <w:t>klik</w:t>
-            </w:r>
-            <w:proofErr w:type="spellEnd"/>
-            <w:r>
-              <w:rPr>
-                <w:rFonts w:ascii="Consolas" w:eastAsia="Times New Roman" w:hAnsi="Consolas" w:cs="Times New Roman"/>
-                <w:color w:val="6688CC"/>
-                <w:sz w:val="21"/>
-                <w:szCs w:val="21"/>
-                <w:lang w:val="en-US"/>
-              </w:rPr>
-              <w:t xml:space="preserve"> </w:t>
-            </w:r>
-            <w:proofErr w:type="spellStart"/>
-            <w:r>
-              <w:rPr>
-                <w:rFonts w:ascii="Consolas" w:eastAsia="Times New Roman" w:hAnsi="Consolas" w:cs="Times New Roman"/>
-                <w:color w:val="6688CC"/>
-                <w:sz w:val="21"/>
-                <w:szCs w:val="21"/>
-                <w:lang w:val="en-US"/>
-              </w:rPr>
-              <w:t>tombol</w:t>
-            </w:r>
-            <w:proofErr w:type="spellEnd"/>
-            <w:r>
-              <w:rPr>
-                <w:rFonts w:ascii="Consolas" w:eastAsia="Times New Roman" w:hAnsi="Consolas" w:cs="Times New Roman"/>
-                <w:color w:val="6688CC"/>
-                <w:sz w:val="21"/>
-                <w:szCs w:val="21"/>
-                <w:lang w:val="en-US"/>
-              </w:rPr>
-              <w:t xml:space="preserve"> Hide, tulisan </w:t>
-            </w:r>
-            <w:proofErr w:type="spellStart"/>
-            <w:r>
-              <w:rPr>
-                <w:rFonts w:ascii="Consolas" w:eastAsia="Times New Roman" w:hAnsi="Consolas" w:cs="Times New Roman"/>
-                <w:color w:val="6688CC"/>
-                <w:sz w:val="21"/>
-                <w:szCs w:val="21"/>
-                <w:lang w:val="en-US"/>
-              </w:rPr>
-              <w:t>ini</w:t>
-            </w:r>
-            <w:proofErr w:type="spellEnd"/>
-            <w:r>
-              <w:rPr>
-                <w:rFonts w:ascii="Consolas" w:eastAsia="Times New Roman" w:hAnsi="Consolas" w:cs="Times New Roman"/>
-                <w:color w:val="6688CC"/>
-                <w:sz w:val="21"/>
-                <w:szCs w:val="21"/>
-                <w:lang w:val="en-US"/>
-              </w:rPr>
-              <w:t xml:space="preserve"> </w:t>
-            </w:r>
-            <w:proofErr w:type="spellStart"/>
-            <w:r>
-              <w:rPr>
-                <w:rFonts w:ascii="Consolas" w:eastAsia="Times New Roman" w:hAnsi="Consolas" w:cs="Times New Roman"/>
-                <w:color w:val="6688CC"/>
-                <w:sz w:val="21"/>
-                <w:szCs w:val="21"/>
-                <w:lang w:val="en-US"/>
-              </w:rPr>
-              <w:t>akan</w:t>
-            </w:r>
-            <w:proofErr w:type="spellEnd"/>
-            <w:r>
-              <w:rPr>
-                <w:rFonts w:ascii="Consolas" w:eastAsia="Times New Roman" w:hAnsi="Consolas" w:cs="Times New Roman"/>
-                <w:color w:val="6688CC"/>
-                <w:sz w:val="21"/>
-                <w:szCs w:val="21"/>
-                <w:lang w:val="en-US"/>
-              </w:rPr>
-              <w:t xml:space="preserve"> </w:t>
-            </w:r>
-            <w:proofErr w:type="spellStart"/>
-            <w:r>
-              <w:rPr>
-                <w:rFonts w:ascii="Consolas" w:eastAsia="Times New Roman" w:hAnsi="Consolas" w:cs="Times New Roman"/>
-                <w:color w:val="6688CC"/>
-                <w:sz w:val="21"/>
-                <w:szCs w:val="21"/>
-                <w:lang w:val="en-US"/>
-              </w:rPr>
-              <w:t>hilang</w:t>
-            </w:r>
-            <w:proofErr w:type="spellEnd"/>
-            <w:r>
-              <w:rPr>
-                <w:rFonts w:ascii="Consolas" w:eastAsia="Times New Roman" w:hAnsi="Consolas" w:cs="Times New Roman"/>
-                <w:color w:val="6688CC"/>
-                <w:sz w:val="21"/>
-                <w:szCs w:val="21"/>
-                <w:lang w:val="en-US"/>
-              </w:rPr>
-              <w:t>&lt;/</w:t>
+              <w:t>&gt;Jika klik tombol Hide, tulisan ini akan hilang&lt;/</w:t>
             </w:r>
             <w:r>
               <w:rPr>
@@ -3782,7 +3535,7 @@
                           <pic:cNvPicPr/>
                         </pic:nvPicPr>
                         <pic:blipFill>
-                          <a:blip r:embed="rId10"/>
+                          <a:blip r:embed="rId11"/>
                           <a:stretch>
                             <a:fillRect/>
                           </a:stretch>
@@ -3847,55 +3600,7 @@
           <w:rFonts w:ascii="Times New Roman" w:eastAsia="Times New Roman" w:hAnsi="Times New Roman" w:cs="Times New Roman"/>
           <w:lang w:val="en-US"/>
         </w:rPr>
-        <w:t xml:space="preserve">Code </w:t>
-      </w:r>
-      <w:proofErr w:type="spellStart"/>
-      <w:r>
-        <w:rPr>
-          <w:rFonts w:ascii="Times New Roman" w:eastAsia="Times New Roman" w:hAnsi="Times New Roman" w:cs="Times New Roman"/>
-          <w:lang w:val="en-US"/>
-        </w:rPr>
-        <w:t>diatas</w:t>
-      </w:r>
-      <w:proofErr w:type="spellEnd"/>
-      <w:r>
-        <w:rPr>
-          <w:rFonts w:ascii="Times New Roman" w:eastAsia="Times New Roman" w:hAnsi="Times New Roman" w:cs="Times New Roman"/>
-          <w:lang w:val="en-US"/>
-        </w:rPr>
-        <w:t xml:space="preserve"> </w:t>
-      </w:r>
-      <w:proofErr w:type="spellStart"/>
-      <w:r>
-        <w:rPr>
-          <w:rFonts w:ascii="Times New Roman" w:eastAsia="Times New Roman" w:hAnsi="Times New Roman" w:cs="Times New Roman"/>
-          <w:lang w:val="en-US"/>
-        </w:rPr>
-        <w:t>adalah</w:t>
-      </w:r>
-      <w:proofErr w:type="spellEnd"/>
-      <w:r>
-        <w:rPr>
-          <w:rFonts w:ascii="Times New Roman" w:eastAsia="Times New Roman" w:hAnsi="Times New Roman" w:cs="Times New Roman"/>
-          <w:lang w:val="en-US"/>
-        </w:rPr>
-        <w:t xml:space="preserve"> program </w:t>
-      </w:r>
-      <w:proofErr w:type="spellStart"/>
-      <w:r>
-        <w:rPr>
-          <w:rFonts w:ascii="Times New Roman" w:eastAsia="Times New Roman" w:hAnsi="Times New Roman" w:cs="Times New Roman"/>
-          <w:lang w:val="en-US"/>
-        </w:rPr>
-        <w:t>untuk</w:t>
-      </w:r>
-      <w:proofErr w:type="spellEnd"/>
-      <w:r>
-        <w:rPr>
-          <w:rFonts w:ascii="Times New Roman" w:eastAsia="Times New Roman" w:hAnsi="Times New Roman" w:cs="Times New Roman"/>
-          <w:lang w:val="en-US"/>
-        </w:rPr>
-        <w:t xml:space="preserve"> </w:t>
+        <w:t xml:space="preserve">Code diatas adalah program untuk </w:t>
       </w:r>
       <w:r>
         <w:rPr>
@@ -3908,23 +3613,7 @@
           <w:rFonts w:ascii="Times New Roman" w:eastAsia="Times New Roman" w:hAnsi="Times New Roman" w:cs="Times New Roman"/>
           <w:lang w:val="en-US"/>
         </w:rPr>
-        <w:t xml:space="preserve"> </w:t>
-      </w:r>
-      <w:proofErr w:type="spellStart"/>
-      <w:r>
-        <w:rPr>
-          <w:rFonts w:ascii="Times New Roman" w:eastAsia="Times New Roman" w:hAnsi="Times New Roman" w:cs="Times New Roman"/>
-          <w:lang w:val="en-US"/>
-        </w:rPr>
-        <w:t>yaitu</w:t>
-      </w:r>
-      <w:proofErr w:type="spellEnd"/>
-      <w:r>
-        <w:rPr>
-          <w:rFonts w:ascii="Times New Roman" w:eastAsia="Times New Roman" w:hAnsi="Times New Roman" w:cs="Times New Roman"/>
-          <w:lang w:val="en-US"/>
-        </w:rPr>
-        <w:t xml:space="preserve"> </w:t>
+        <w:t xml:space="preserve"> yaitu </w:t>
       </w:r>
       <w:r>
         <w:rPr>
@@ -3958,32 +3647,14 @@
           <w:rFonts w:ascii="Times New Roman" w:eastAsia="Times New Roman" w:hAnsi="Times New Roman" w:cs="Times New Roman"/>
         </w:rPr>
       </w:pPr>
-      <w:proofErr w:type="spellStart"/>
       <w:r>
         <w:rPr>
           <w:rFonts w:ascii="Times New Roman" w:eastAsia="Times New Roman" w:hAnsi="Times New Roman" w:cs="Times New Roman"/>
           <w:lang w:val="en-US"/>
         </w:rPr>
         <w:lastRenderedPageBreak/>
-        <w:t>Efek</w:t>
+        <w:t>Efek Animasi</w:t>
       </w:r>
-      <w:proofErr w:type="spellEnd"/>
-      <w:r>
-        <w:rPr>
-          <w:rFonts w:ascii="Times New Roman" w:eastAsia="Times New Roman" w:hAnsi="Times New Roman" w:cs="Times New Roman"/>
-          <w:lang w:val="en-US"/>
-        </w:rPr>
-        <w:t xml:space="preserve"> </w:t>
-      </w:r>
-      <w:proofErr w:type="spellStart"/>
-      <w:r>
-        <w:rPr>
-          <w:rFonts w:ascii="Times New Roman" w:eastAsia="Times New Roman" w:hAnsi="Times New Roman" w:cs="Times New Roman"/>
-          <w:lang w:val="en-US"/>
-        </w:rPr>
-        <w:t>Animasi</w:t>
-      </w:r>
-      <w:proofErr w:type="spellEnd"/>
     </w:p>
     <w:p>
       <w:pPr>
@@ -4231,20 +3902,74 @@
                 <w:szCs w:val="21"/>
                 <w:lang w:val="en-US"/>
               </w:rPr>
+              <w:t>&gt;Efek Animasi&lt;/</w:t>
+            </w:r>
+            <w:r>
+              <w:rPr>
+                <w:rFonts w:ascii="Consolas" w:eastAsia="Times New Roman" w:hAnsi="Consolas" w:cs="Times New Roman"/>
+                <w:color w:val="225588"/>
+                <w:sz w:val="21"/>
+                <w:szCs w:val="21"/>
+                <w:lang w:val="en-US"/>
+              </w:rPr>
+              <w:t>title</w:t>
+            </w:r>
+            <w:r>
+              <w:rPr>
+                <w:rFonts w:ascii="Consolas" w:eastAsia="Times New Roman" w:hAnsi="Consolas" w:cs="Times New Roman"/>
+                <w:color w:val="6688CC"/>
+                <w:sz w:val="21"/>
+                <w:szCs w:val="21"/>
+                <w:lang w:val="en-US"/>
+              </w:rPr>
               <w:t>&gt;</w:t>
             </w:r>
-            <w:proofErr w:type="spellStart"/>
-            <w:r>
-              <w:rPr>
-                <w:rFonts w:ascii="Consolas" w:eastAsia="Times New Roman" w:hAnsi="Consolas" w:cs="Times New Roman"/>
-                <w:color w:val="6688CC"/>
-                <w:sz w:val="21"/>
-                <w:szCs w:val="21"/>
-                <w:lang w:val="en-US"/>
-              </w:rPr>
-              <w:t>Efek</w:t>
-            </w:r>
-            <w:proofErr w:type="spellEnd"/>
+          </w:p>
+          <w:p>
+            <w:pPr>
+              <w:shd w:val="clear" w:color="auto" w:fill="000C18"/>
+              <w:spacing w:after="0" w:line="285" w:lineRule="atLeast"/>
+              <w:rPr>
+                <w:rFonts w:ascii="Consolas" w:eastAsia="Times New Roman" w:hAnsi="Consolas" w:cs="Times New Roman"/>
+                <w:color w:val="6688CC"/>
+                <w:sz w:val="21"/>
+                <w:szCs w:val="21"/>
+                <w:lang w:val="en-US"/>
+              </w:rPr>
+            </w:pPr>
+          </w:p>
+          <w:p>
+            <w:pPr>
+              <w:shd w:val="clear" w:color="auto" w:fill="000C18"/>
+              <w:spacing w:after="0" w:line="285" w:lineRule="atLeast"/>
+              <w:rPr>
+                <w:rFonts w:ascii="Consolas" w:eastAsia="Times New Roman" w:hAnsi="Consolas" w:cs="Times New Roman"/>
+                <w:color w:val="6688CC"/>
+                <w:sz w:val="21"/>
+                <w:szCs w:val="21"/>
+                <w:lang w:val="en-US"/>
+              </w:rPr>
+            </w:pPr>
+            <w:r>
+              <w:rPr>
+                <w:rFonts w:ascii="Consolas" w:eastAsia="Times New Roman" w:hAnsi="Consolas" w:cs="Times New Roman"/>
+                <w:color w:val="6688CC"/>
+                <w:sz w:val="21"/>
+                <w:szCs w:val="21"/>
+                <w:lang w:val="en-US"/>
+              </w:rPr>
+              <w:t>    &lt;</w:t>
+            </w:r>
+            <w:r>
+              <w:rPr>
+                <w:rFonts w:ascii="Consolas" w:eastAsia="Times New Roman" w:hAnsi="Consolas" w:cs="Times New Roman"/>
+                <w:color w:val="225588"/>
+                <w:sz w:val="21"/>
+                <w:szCs w:val="21"/>
+                <w:lang w:val="en-US"/>
+              </w:rPr>
+              <w:t>script</w:t>
+            </w:r>
             <w:r>
               <w:rPr>
                 <w:rFonts w:ascii="Consolas" w:eastAsia="Times New Roman" w:hAnsi="Consolas" w:cs="Times New Roman"/>
@@ -4255,105 +3980,6 @@
               </w:rPr>
               <w:t xml:space="preserve"> </w:t>
             </w:r>
-            <w:proofErr w:type="spellStart"/>
-            <w:r>
-              <w:rPr>
-                <w:rFonts w:ascii="Consolas" w:eastAsia="Times New Roman" w:hAnsi="Consolas" w:cs="Times New Roman"/>
-                <w:color w:val="6688CC"/>
-                <w:sz w:val="21"/>
-                <w:szCs w:val="21"/>
-                <w:lang w:val="en-US"/>
-              </w:rPr>
-              <w:t>Animasi</w:t>
-            </w:r>
-            <w:proofErr w:type="spellEnd"/>
-            <w:r>
-              <w:rPr>
-                <w:rFonts w:ascii="Consolas" w:eastAsia="Times New Roman" w:hAnsi="Consolas" w:cs="Times New Roman"/>
-                <w:color w:val="6688CC"/>
-                <w:sz w:val="21"/>
-                <w:szCs w:val="21"/>
-                <w:lang w:val="en-US"/>
-              </w:rPr>
-              <w:t>&lt;/</w:t>
-            </w:r>
-            <w:r>
-              <w:rPr>
-                <w:rFonts w:ascii="Consolas" w:eastAsia="Times New Roman" w:hAnsi="Consolas" w:cs="Times New Roman"/>
-                <w:color w:val="225588"/>
-                <w:sz w:val="21"/>
-                <w:szCs w:val="21"/>
-                <w:lang w:val="en-US"/>
-              </w:rPr>
-              <w:t>title</w:t>
-            </w:r>
-            <w:r>
-              <w:rPr>
-                <w:rFonts w:ascii="Consolas" w:eastAsia="Times New Roman" w:hAnsi="Consolas" w:cs="Times New Roman"/>
-                <w:color w:val="6688CC"/>
-                <w:sz w:val="21"/>
-                <w:szCs w:val="21"/>
-                <w:lang w:val="en-US"/>
-              </w:rPr>
-              <w:t>&gt;</w:t>
-            </w:r>
-          </w:p>
-          <w:p>
-            <w:pPr>
-              <w:shd w:val="clear" w:color="auto" w:fill="000C18"/>
-              <w:spacing w:after="0" w:line="285" w:lineRule="atLeast"/>
-              <w:rPr>
-                <w:rFonts w:ascii="Consolas" w:eastAsia="Times New Roman" w:hAnsi="Consolas" w:cs="Times New Roman"/>
-                <w:color w:val="6688CC"/>
-                <w:sz w:val="21"/>
-                <w:szCs w:val="21"/>
-                <w:lang w:val="en-US"/>
-              </w:rPr>
-            </w:pPr>
-          </w:p>
-          <w:p>
-            <w:pPr>
-              <w:shd w:val="clear" w:color="auto" w:fill="000C18"/>
-              <w:spacing w:after="0" w:line="285" w:lineRule="atLeast"/>
-              <w:rPr>
-                <w:rFonts w:ascii="Consolas" w:eastAsia="Times New Roman" w:hAnsi="Consolas" w:cs="Times New Roman"/>
-                <w:color w:val="6688CC"/>
-                <w:sz w:val="21"/>
-                <w:szCs w:val="21"/>
-                <w:lang w:val="en-US"/>
-              </w:rPr>
-            </w:pPr>
-            <w:r>
-              <w:rPr>
-                <w:rFonts w:ascii="Consolas" w:eastAsia="Times New Roman" w:hAnsi="Consolas" w:cs="Times New Roman"/>
-                <w:color w:val="6688CC"/>
-                <w:sz w:val="21"/>
-                <w:szCs w:val="21"/>
-                <w:lang w:val="en-US"/>
-              </w:rPr>
-              <w:t>    &lt;</w:t>
-            </w:r>
-            <w:r>
-              <w:rPr>
-                <w:rFonts w:ascii="Consolas" w:eastAsia="Times New Roman" w:hAnsi="Consolas" w:cs="Times New Roman"/>
-                <w:color w:val="225588"/>
-                <w:sz w:val="21"/>
-                <w:szCs w:val="21"/>
-                <w:lang w:val="en-US"/>
-              </w:rPr>
-              <w:t>script</w:t>
-            </w:r>
-            <w:r>
-              <w:rPr>
-                <w:rFonts w:ascii="Consolas" w:eastAsia="Times New Roman" w:hAnsi="Consolas" w:cs="Times New Roman"/>
-                <w:color w:val="6688CC"/>
-                <w:sz w:val="21"/>
-                <w:szCs w:val="21"/>
-                <w:lang w:val="en-US"/>
-              </w:rPr>
-              <w:t xml:space="preserve"> </w:t>
-            </w:r>
-            <w:proofErr w:type="spellStart"/>
             <w:r>
               <w:rPr>
                 <w:rFonts w:ascii="Consolas" w:eastAsia="Times New Roman" w:hAnsi="Consolas" w:cs="Times New Roman"/>
@@ -4364,7 +3990,6 @@
               </w:rPr>
               <w:t>src</w:t>
             </w:r>
-            <w:proofErr w:type="spellEnd"/>
             <w:r>
               <w:rPr>
                 <w:rFonts w:ascii="Consolas" w:eastAsia="Times New Roman" w:hAnsi="Consolas" w:cs="Times New Roman"/>
@@ -5039,117 +4664,7 @@
                 <w:szCs w:val="21"/>
                 <w:lang w:val="en-US"/>
               </w:rPr>
-              <w:t>&gt;</w:t>
-            </w:r>
-            <w:proofErr w:type="spellStart"/>
-            <w:r>
-              <w:rPr>
-                <w:rFonts w:ascii="Consolas" w:eastAsia="Times New Roman" w:hAnsi="Consolas" w:cs="Times New Roman"/>
-                <w:color w:val="6688CC"/>
-                <w:sz w:val="21"/>
-                <w:szCs w:val="21"/>
-                <w:lang w:val="en-US"/>
-              </w:rPr>
-              <w:t>Klik</w:t>
-            </w:r>
-            <w:proofErr w:type="spellEnd"/>
-            <w:r>
-              <w:rPr>
-                <w:rFonts w:ascii="Consolas" w:eastAsia="Times New Roman" w:hAnsi="Consolas" w:cs="Times New Roman"/>
-                <w:color w:val="6688CC"/>
-                <w:sz w:val="21"/>
-                <w:szCs w:val="21"/>
-                <w:lang w:val="en-US"/>
-              </w:rPr>
-              <w:t xml:space="preserve"> </w:t>
-            </w:r>
-            <w:proofErr w:type="spellStart"/>
-            <w:r>
-              <w:rPr>
-                <w:rFonts w:ascii="Consolas" w:eastAsia="Times New Roman" w:hAnsi="Consolas" w:cs="Times New Roman"/>
-                <w:color w:val="6688CC"/>
-                <w:sz w:val="21"/>
-                <w:szCs w:val="21"/>
-                <w:lang w:val="en-US"/>
-              </w:rPr>
-              <w:t>tombol</w:t>
-            </w:r>
-            <w:proofErr w:type="spellEnd"/>
-            <w:r>
-              <w:rPr>
-                <w:rFonts w:ascii="Consolas" w:eastAsia="Times New Roman" w:hAnsi="Consolas" w:cs="Times New Roman"/>
-                <w:color w:val="6688CC"/>
-                <w:sz w:val="21"/>
-                <w:szCs w:val="21"/>
-                <w:lang w:val="en-US"/>
-              </w:rPr>
-              <w:t xml:space="preserve"> </w:t>
-            </w:r>
-            <w:proofErr w:type="spellStart"/>
-            <w:r>
-              <w:rPr>
-                <w:rFonts w:ascii="Consolas" w:eastAsia="Times New Roman" w:hAnsi="Consolas" w:cs="Times New Roman"/>
-                <w:color w:val="6688CC"/>
-                <w:sz w:val="21"/>
-                <w:szCs w:val="21"/>
-                <w:lang w:val="en-US"/>
-              </w:rPr>
-              <w:t>untuk</w:t>
-            </w:r>
-            <w:proofErr w:type="spellEnd"/>
-            <w:r>
-              <w:rPr>
-                <w:rFonts w:ascii="Consolas" w:eastAsia="Times New Roman" w:hAnsi="Consolas" w:cs="Times New Roman"/>
-                <w:color w:val="6688CC"/>
-                <w:sz w:val="21"/>
-                <w:szCs w:val="21"/>
-                <w:lang w:val="en-US"/>
-              </w:rPr>
-              <w:t xml:space="preserve"> </w:t>
-            </w:r>
-            <w:proofErr w:type="spellStart"/>
-            <w:r>
-              <w:rPr>
-                <w:rFonts w:ascii="Consolas" w:eastAsia="Times New Roman" w:hAnsi="Consolas" w:cs="Times New Roman"/>
-                <w:color w:val="6688CC"/>
-                <w:sz w:val="21"/>
-                <w:szCs w:val="21"/>
-                <w:lang w:val="en-US"/>
-              </w:rPr>
-              <w:t>menjalankan</w:t>
-            </w:r>
-            <w:proofErr w:type="spellEnd"/>
-            <w:r>
-              <w:rPr>
-                <w:rFonts w:ascii="Consolas" w:eastAsia="Times New Roman" w:hAnsi="Consolas" w:cs="Times New Roman"/>
-                <w:color w:val="6688CC"/>
-                <w:sz w:val="21"/>
-                <w:szCs w:val="21"/>
-                <w:lang w:val="en-US"/>
-              </w:rPr>
-              <w:t xml:space="preserve"> </w:t>
-            </w:r>
-            <w:proofErr w:type="spellStart"/>
-            <w:r>
-              <w:rPr>
-                <w:rFonts w:ascii="Consolas" w:eastAsia="Times New Roman" w:hAnsi="Consolas" w:cs="Times New Roman"/>
-                <w:color w:val="6688CC"/>
-                <w:sz w:val="21"/>
-                <w:szCs w:val="21"/>
-                <w:lang w:val="en-US"/>
-              </w:rPr>
-              <w:t>animasi</w:t>
-            </w:r>
-            <w:proofErr w:type="spellEnd"/>
-            <w:r>
-              <w:rPr>
-                <w:rFonts w:ascii="Consolas" w:eastAsia="Times New Roman" w:hAnsi="Consolas" w:cs="Times New Roman"/>
-                <w:color w:val="6688CC"/>
-                <w:sz w:val="21"/>
-                <w:szCs w:val="21"/>
-                <w:lang w:val="en-US"/>
-              </w:rPr>
-              <w:t>&lt;/</w:t>
+              <w:t>&gt;Klik tombol untuk menjalankan animasi&lt;/</w:t>
             </w:r>
             <w:r>
               <w:rPr>
@@ -5638,7 +5153,7 @@
                           <pic:cNvPicPr/>
                         </pic:nvPicPr>
                         <pic:blipFill>
-                          <a:blip r:embed="rId11"/>
+                          <a:blip r:embed="rId12"/>
                           <a:stretch>
                             <a:fillRect/>
                           </a:stretch>
@@ -5695,21 +5210,12 @@
         </w:rPr>
         <w:t xml:space="preserve">Program </w:t>
       </w:r>
-      <w:proofErr w:type="spellStart"/>
       <w:r>
         <w:rPr>
           <w:rFonts w:ascii="Times New Roman" w:eastAsia="Times New Roman" w:hAnsi="Times New Roman" w:cs="Times New Roman"/>
           <w:lang w:val="en-US"/>
         </w:rPr>
-        <w:t>diatas</w:t>
-      </w:r>
-      <w:proofErr w:type="spellEnd"/>
-      <w:r>
-        <w:rPr>
-          <w:rFonts w:ascii="Times New Roman" w:eastAsia="Times New Roman" w:hAnsi="Times New Roman" w:cs="Times New Roman"/>
-          <w:lang w:val="en-US"/>
-        </w:rPr>
-        <w:t xml:space="preserve"> </w:t>
+        <w:t xml:space="preserve">diatas </w:t>
       </w:r>
       <w:r>
         <w:rPr>
@@ -5717,7 +5223,6 @@
         </w:rPr>
         <w:t xml:space="preserve">bertujuan untuk menampilkan efek animasi pada elemen HTML menggunakan jQuery sehingga menjadi lebih interaktif. Sebuah tombol disediakan sebagai pemicu animasi, serta sebuah elemen &lt;div&gt; berbentuk kotak yang akan diberi efek. Setelah halaman selesai </w:t>
       </w:r>
-      <w:proofErr w:type="spellStart"/>
       <w:r>
         <w:rPr>
           <w:rFonts w:ascii="Times New Roman" w:eastAsia="Times New Roman" w:hAnsi="Times New Roman" w:cs="Times New Roman"/>
@@ -5725,7 +5230,6 @@
         </w:rPr>
         <w:t>ditampilkanm</w:t>
       </w:r>
-      <w:proofErr w:type="spellEnd"/>
       <w:r>
         <w:rPr>
           <w:rFonts w:ascii="Times New Roman" w:eastAsia="Times New Roman" w:hAnsi="Times New Roman" w:cs="Times New Roman"/>
@@ -5734,7 +5238,7 @@
       </w:r>
     </w:p>
     <w:sectPr>
-      <w:headerReference w:type="default" r:id="rId12"/>
+      <w:headerReference w:type="default" r:id="rId13"/>
       <w:pgSz w:w="11906" w:h="16838"/>
       <w:pgMar w:top="1440" w:right="1440" w:bottom="1440" w:left="1440" w:header="708" w:footer="708" w:gutter="0"/>
       <w:pgNumType w:start="1"/>
